--- a/HRCP-KKU-Academic/src/main/resources/templates/docx/Phase2/p2doc_5.docx
+++ b/HRCP-KKU-Academic/src/main/resources/templates/docx/Phase2/p2doc_5.docx
@@ -229,25 +229,7 @@
           <w:sz w:val="32"/>
           <w:szCs w:val="32"/>
         </w:rPr>
-        <w:t>{{</w:t>
-      </w:r>
-      <w:proofErr w:type="spellStart"/>
-      <w:r>
-        <w:rPr>
-          <w:rFonts w:ascii="TH Sarabun New" w:hAnsi="TH Sarabun New" w:cs="TH Sarabun New"/>
-          <w:sz w:val="32"/>
-          <w:szCs w:val="32"/>
-        </w:rPr>
-        <w:t>sub_major</w:t>
-      </w:r>
-      <w:proofErr w:type="spellEnd"/>
-      <w:r>
-        <w:rPr>
-          <w:rFonts w:ascii="TH Sarabun New" w:hAnsi="TH Sarabun New" w:cs="TH Sarabun New"/>
-          <w:sz w:val="32"/>
-          <w:szCs w:val="32"/>
-        </w:rPr>
-        <w:t>}}</w:t>
+        <w:t>{{sub_major}}</w:t>
       </w:r>
       <w:r>
         <w:rPr>
@@ -273,25 +255,7 @@
           <w:sz w:val="32"/>
           <w:szCs w:val="32"/>
         </w:rPr>
-        <w:t>{{</w:t>
-      </w:r>
-      <w:proofErr w:type="spellStart"/>
-      <w:r>
-        <w:rPr>
-          <w:rFonts w:ascii="TH Sarabun New" w:hAnsi="TH Sarabun New" w:cs="TH Sarabun New"/>
-          <w:sz w:val="32"/>
-          <w:szCs w:val="32"/>
-        </w:rPr>
-        <w:t>sub_major_code</w:t>
-      </w:r>
-      <w:proofErr w:type="spellEnd"/>
-      <w:r>
-        <w:rPr>
-          <w:rFonts w:ascii="TH Sarabun New" w:hAnsi="TH Sarabun New" w:cs="TH Sarabun New"/>
-          <w:sz w:val="32"/>
-          <w:szCs w:val="32"/>
-        </w:rPr>
-        <w:t>}}</w:t>
+        <w:t>{{sub_major_code}}</w:t>
       </w:r>
       <w:r>
         <w:rPr>
@@ -534,34 +498,14 @@
           <w:sz w:val="32"/>
           <w:szCs w:val="32"/>
         </w:rPr>
-        <w:t>{{</w:t>
-      </w:r>
-      <w:proofErr w:type="spellStart"/>
+        <w:t>{{checked_position}}</w:t>
+      </w:r>
       <w:r>
         <w:rPr>
           <w:rFonts w:ascii="TH Sarabun New" w:hAnsi="TH Sarabun New" w:cs="TH Sarabun New" w:hint="cs"/>
           <w:color w:val="000000" w:themeColor="text1"/>
           <w:sz w:val="32"/>
           <w:szCs w:val="32"/>
-        </w:rPr>
-        <w:t>checked_position</w:t>
-      </w:r>
-      <w:proofErr w:type="spellEnd"/>
-      <w:r>
-        <w:rPr>
-          <w:rFonts w:ascii="TH Sarabun New" w:hAnsi="TH Sarabun New" w:cs="TH Sarabun New" w:hint="cs"/>
-          <w:color w:val="000000" w:themeColor="text1"/>
-          <w:sz w:val="32"/>
-          <w:szCs w:val="32"/>
-        </w:rPr>
-        <w:t>}}</w:t>
-      </w:r>
-      <w:r>
-        <w:rPr>
-          <w:rFonts w:ascii="TH Sarabun New" w:hAnsi="TH Sarabun New" w:cs="TH Sarabun New" w:hint="cs"/>
-          <w:color w:val="000000" w:themeColor="text1"/>
-          <w:sz w:val="32"/>
-          <w:szCs w:val="32"/>
           <w:cs/>
         </w:rPr>
         <w:t>)</w:t>
@@ -592,27 +536,7 @@
           <w:sz w:val="32"/>
           <w:szCs w:val="32"/>
         </w:rPr>
-        <w:t>{{</w:t>
-      </w:r>
-      <w:proofErr w:type="spellStart"/>
-      <w:r>
-        <w:rPr>
-          <w:rFonts w:ascii="TH Sarabun New" w:hAnsi="TH Sarabun New" w:cs="TH Sarabun New"/>
-          <w:color w:val="000000" w:themeColor="text1"/>
-          <w:sz w:val="32"/>
-          <w:szCs w:val="32"/>
-        </w:rPr>
-        <w:t>checked_applicant_title</w:t>
-      </w:r>
-      <w:proofErr w:type="spellEnd"/>
-      <w:r>
-        <w:rPr>
-          <w:rFonts w:ascii="TH Sarabun New" w:hAnsi="TH Sarabun New" w:cs="TH Sarabun New"/>
-          <w:color w:val="000000" w:themeColor="text1"/>
-          <w:sz w:val="32"/>
-          <w:szCs w:val="32"/>
-        </w:rPr>
-        <w:t>}}</w:t>
+        <w:t>{{checked_applicant_title}}</w:t>
       </w:r>
       <w:r>
         <w:rPr>
@@ -630,27 +554,7 @@
           <w:sz w:val="32"/>
           <w:szCs w:val="32"/>
         </w:rPr>
-        <w:t>{{</w:t>
-      </w:r>
-      <w:proofErr w:type="spellStart"/>
-      <w:r>
-        <w:rPr>
-          <w:rFonts w:ascii="TH Sarabun New" w:hAnsi="TH Sarabun New" w:cs="TH Sarabun New"/>
-          <w:color w:val="000000" w:themeColor="text1"/>
-          <w:sz w:val="32"/>
-          <w:szCs w:val="32"/>
-        </w:rPr>
-        <w:t>checked_applicant_name</w:t>
-      </w:r>
-      <w:proofErr w:type="spellEnd"/>
-      <w:r>
-        <w:rPr>
-          <w:rFonts w:ascii="TH Sarabun New" w:hAnsi="TH Sarabun New" w:cs="TH Sarabun New"/>
-          <w:color w:val="000000" w:themeColor="text1"/>
-          <w:sz w:val="32"/>
-          <w:szCs w:val="32"/>
-        </w:rPr>
-        <w:t>}}</w:t>
+        <w:t>{{checked_applicant_name}}</w:t>
       </w:r>
     </w:p>
     <w:p>
@@ -688,27 +592,7 @@
           <w:sz w:val="32"/>
           <w:szCs w:val="32"/>
         </w:rPr>
-        <w:t>{{</w:t>
-      </w:r>
-      <w:proofErr w:type="spellStart"/>
-      <w:r>
-        <w:rPr>
-          <w:rFonts w:ascii="TH Sarabun New" w:hAnsi="TH Sarabun New" w:cs="TH Sarabun New"/>
-          <w:color w:val="000000" w:themeColor="text1"/>
-          <w:sz w:val="32"/>
-          <w:szCs w:val="32"/>
-        </w:rPr>
-        <w:t>qualification_status</w:t>
-      </w:r>
-      <w:proofErr w:type="spellEnd"/>
-      <w:r>
-        <w:rPr>
-          <w:rFonts w:ascii="TH Sarabun New" w:hAnsi="TH Sarabun New" w:cs="TH Sarabun New"/>
-          <w:color w:val="000000" w:themeColor="text1"/>
-          <w:sz w:val="32"/>
-          <w:szCs w:val="32"/>
-        </w:rPr>
-        <w:t>}}</w:t>
+        <w:t>{{qualification_status}}</w:t>
       </w:r>
       <w:r>
         <w:rPr>
@@ -817,27 +701,7 @@
           <w:sz w:val="32"/>
           <w:szCs w:val="32"/>
         </w:rPr>
-        <w:t>{{</w:t>
-      </w:r>
-      <w:proofErr w:type="spellStart"/>
-      <w:r>
-        <w:rPr>
-          <w:rFonts w:ascii="TH Sarabun New" w:hAnsi="TH Sarabun New" w:cs="TH Sarabun New"/>
-          <w:color w:val="000000" w:themeColor="text1"/>
-          <w:sz w:val="32"/>
-          <w:szCs w:val="32"/>
-        </w:rPr>
-        <w:t>department_head_name</w:t>
-      </w:r>
-      <w:proofErr w:type="spellEnd"/>
-      <w:r>
-        <w:rPr>
-          <w:rFonts w:ascii="TH Sarabun New" w:hAnsi="TH Sarabun New" w:cs="TH Sarabun New"/>
-          <w:color w:val="000000" w:themeColor="text1"/>
-          <w:sz w:val="32"/>
-          <w:szCs w:val="32"/>
-        </w:rPr>
-        <w:t>}}</w:t>
+        <w:t>{{department_head_name}}</w:t>
       </w:r>
       <w:r>
         <w:rPr>
@@ -947,27 +811,7 @@
           <w:sz w:val="32"/>
           <w:szCs w:val="32"/>
         </w:rPr>
-        <w:t>{{</w:t>
-      </w:r>
-      <w:proofErr w:type="spellStart"/>
-      <w:r>
-        <w:rPr>
-          <w:rFonts w:ascii="TH Sarabun New" w:hAnsi="TH Sarabun New" w:cs="TH Sarabun New"/>
-          <w:color w:val="000000" w:themeColor="text1"/>
-          <w:sz w:val="32"/>
-          <w:szCs w:val="32"/>
-        </w:rPr>
-        <w:t>dept_date</w:t>
-      </w:r>
-      <w:proofErr w:type="spellEnd"/>
-      <w:r>
-        <w:rPr>
-          <w:rFonts w:ascii="TH Sarabun New" w:hAnsi="TH Sarabun New" w:cs="TH Sarabun New"/>
-          <w:color w:val="000000" w:themeColor="text1"/>
-          <w:sz w:val="32"/>
-          <w:szCs w:val="32"/>
-        </w:rPr>
-        <w:t>}}</w:t>
+        <w:t>{{dept_date}}</w:t>
       </w:r>
       <w:r>
         <w:rPr>
@@ -996,27 +840,7 @@
           <w:sz w:val="32"/>
           <w:szCs w:val="32"/>
         </w:rPr>
-        <w:t>{{</w:t>
-      </w:r>
-      <w:proofErr w:type="spellStart"/>
-      <w:r>
-        <w:rPr>
-          <w:rFonts w:ascii="TH Sarabun New" w:hAnsi="TH Sarabun New" w:cs="TH Sarabun New"/>
-          <w:color w:val="000000" w:themeColor="text1"/>
-          <w:sz w:val="32"/>
-          <w:szCs w:val="32"/>
-        </w:rPr>
-        <w:t>dept_month</w:t>
-      </w:r>
-      <w:proofErr w:type="spellEnd"/>
-      <w:r>
-        <w:rPr>
-          <w:rFonts w:ascii="TH Sarabun New" w:hAnsi="TH Sarabun New" w:cs="TH Sarabun New"/>
-          <w:color w:val="000000" w:themeColor="text1"/>
-          <w:sz w:val="32"/>
-          <w:szCs w:val="32"/>
-        </w:rPr>
-        <w:t>}}</w:t>
+        <w:t>{{dept_month}}</w:t>
       </w:r>
       <w:r>
         <w:rPr>
@@ -1045,27 +869,7 @@
           <w:sz w:val="32"/>
           <w:szCs w:val="32"/>
         </w:rPr>
-        <w:t>{{</w:t>
-      </w:r>
-      <w:proofErr w:type="spellStart"/>
-      <w:r>
-        <w:rPr>
-          <w:rFonts w:ascii="TH Sarabun New" w:hAnsi="TH Sarabun New" w:cs="TH Sarabun New"/>
-          <w:color w:val="000000" w:themeColor="text1"/>
-          <w:sz w:val="32"/>
-          <w:szCs w:val="32"/>
-        </w:rPr>
-        <w:t>dept_year</w:t>
-      </w:r>
-      <w:proofErr w:type="spellEnd"/>
-      <w:r>
-        <w:rPr>
-          <w:rFonts w:ascii="TH Sarabun New" w:hAnsi="TH Sarabun New" w:cs="TH Sarabun New"/>
-          <w:color w:val="000000" w:themeColor="text1"/>
-          <w:sz w:val="32"/>
-          <w:szCs w:val="32"/>
-        </w:rPr>
-        <w:t>}}</w:t>
+        <w:t>{{dept_year}}</w:t>
       </w:r>
     </w:p>
     <w:p>
@@ -1142,27 +946,7 @@
           <w:sz w:val="32"/>
           <w:szCs w:val="32"/>
         </w:rPr>
-        <w:t>{{</w:t>
-      </w:r>
-      <w:proofErr w:type="spellStart"/>
-      <w:r>
-        <w:rPr>
-          <w:rFonts w:ascii="TH Sarabun New" w:hAnsi="TH Sarabun New" w:cs="TH Sarabun New"/>
-          <w:color w:val="000000" w:themeColor="text1"/>
-          <w:sz w:val="32"/>
-          <w:szCs w:val="32"/>
-        </w:rPr>
-        <w:t>dean_checked_applicant_title</w:t>
-      </w:r>
-      <w:proofErr w:type="spellEnd"/>
-      <w:r>
-        <w:rPr>
-          <w:rFonts w:ascii="TH Sarabun New" w:hAnsi="TH Sarabun New" w:cs="TH Sarabun New"/>
-          <w:color w:val="000000" w:themeColor="text1"/>
-          <w:sz w:val="32"/>
-          <w:szCs w:val="32"/>
-        </w:rPr>
-        <w:t>}}</w:t>
+        <w:t>{{dean_checked_applicant_title}}</w:t>
       </w:r>
       <w:r>
         <w:rPr>
@@ -1180,27 +964,7 @@
           <w:sz w:val="32"/>
           <w:szCs w:val="32"/>
         </w:rPr>
-        <w:t>{{</w:t>
-      </w:r>
-      <w:proofErr w:type="spellStart"/>
-      <w:r>
-        <w:rPr>
-          <w:rFonts w:ascii="TH Sarabun New" w:hAnsi="TH Sarabun New" w:cs="TH Sarabun New"/>
-          <w:color w:val="000000" w:themeColor="text1"/>
-          <w:sz w:val="32"/>
-          <w:szCs w:val="32"/>
-        </w:rPr>
-        <w:t>dean_checked_applicant_name</w:t>
-      </w:r>
-      <w:proofErr w:type="spellEnd"/>
-      <w:r>
-        <w:rPr>
-          <w:rFonts w:ascii="TH Sarabun New" w:hAnsi="TH Sarabun New" w:cs="TH Sarabun New"/>
-          <w:color w:val="000000" w:themeColor="text1"/>
-          <w:sz w:val="32"/>
-          <w:szCs w:val="32"/>
-        </w:rPr>
-        <w:t>}}</w:t>
+        <w:t>{{dean_checked_applicant_name}}</w:t>
       </w:r>
     </w:p>
     <w:p>
@@ -1239,25 +1003,7 @@
           <w:sz w:val="32"/>
           <w:szCs w:val="32"/>
         </w:rPr>
-        <w:t>{{</w:t>
-      </w:r>
-      <w:proofErr w:type="spellStart"/>
-      <w:r>
-        <w:rPr>
-          <w:rFonts w:ascii="TH Sarabun New" w:hAnsi="TH Sarabun New" w:cs="TH Sarabun New"/>
-          <w:sz w:val="32"/>
-          <w:szCs w:val="32"/>
-        </w:rPr>
-        <w:t>dean_qualification_status</w:t>
-      </w:r>
-      <w:proofErr w:type="spellEnd"/>
-      <w:r>
-        <w:rPr>
-          <w:rFonts w:ascii="TH Sarabun New" w:hAnsi="TH Sarabun New" w:cs="TH Sarabun New"/>
-          <w:sz w:val="32"/>
-          <w:szCs w:val="32"/>
-        </w:rPr>
-        <w:t>}}</w:t>
+        <w:t>{{dean_qualification_status}}</w:t>
       </w:r>
       <w:r>
         <w:rPr>
@@ -1293,27 +1039,7 @@
           <w:sz w:val="32"/>
           <w:szCs w:val="32"/>
         </w:rPr>
-        <w:t>{{</w:t>
-      </w:r>
-      <w:proofErr w:type="spellStart"/>
-      <w:r>
-        <w:rPr>
-          <w:rFonts w:ascii="TH Sarabun New" w:hAnsi="TH Sarabun New" w:cs="TH Sarabun New"/>
-          <w:color w:val="000000" w:themeColor="text1"/>
-          <w:sz w:val="32"/>
-          <w:szCs w:val="32"/>
-        </w:rPr>
-        <w:t>dean_target_position</w:t>
-      </w:r>
-      <w:proofErr w:type="spellEnd"/>
-      <w:r>
-        <w:rPr>
-          <w:rFonts w:ascii="TH Sarabun New" w:hAnsi="TH Sarabun New" w:cs="TH Sarabun New"/>
-          <w:color w:val="000000" w:themeColor="text1"/>
-          <w:sz w:val="32"/>
-          <w:szCs w:val="32"/>
-        </w:rPr>
-        <w:t>}}</w:t>
+        <w:t>{{dean_target_position}}</w:t>
       </w:r>
     </w:p>
     <w:p>
@@ -1385,27 +1111,7 @@
           <w:sz w:val="32"/>
           <w:szCs w:val="32"/>
         </w:rPr>
-        <w:t>{{</w:t>
-      </w:r>
-      <w:proofErr w:type="spellStart"/>
-      <w:r>
-        <w:rPr>
-          <w:rFonts w:ascii="TH Sarabun New" w:hAnsi="TH Sarabun New" w:cs="TH Sarabun New"/>
-          <w:color w:val="000000" w:themeColor="text1"/>
-          <w:sz w:val="32"/>
-          <w:szCs w:val="32"/>
-        </w:rPr>
-        <w:t>dean_name</w:t>
-      </w:r>
-      <w:proofErr w:type="spellEnd"/>
-      <w:r>
-        <w:rPr>
-          <w:rFonts w:ascii="TH Sarabun New" w:hAnsi="TH Sarabun New" w:cs="TH Sarabun New"/>
-          <w:color w:val="000000" w:themeColor="text1"/>
-          <w:sz w:val="32"/>
-          <w:szCs w:val="32"/>
-        </w:rPr>
-        <w:t>}}</w:t>
+        <w:t>{{dean_name}}</w:t>
       </w:r>
       <w:r>
         <w:rPr>
@@ -1516,27 +1222,7 @@
           <w:sz w:val="32"/>
           <w:szCs w:val="32"/>
         </w:rPr>
-        <w:t>{{</w:t>
-      </w:r>
-      <w:proofErr w:type="spellStart"/>
-      <w:r>
-        <w:rPr>
-          <w:rFonts w:ascii="TH Sarabun New" w:hAnsi="TH Sarabun New" w:cs="TH Sarabun New"/>
-          <w:color w:val="000000" w:themeColor="text1"/>
-          <w:sz w:val="32"/>
-          <w:szCs w:val="32"/>
-        </w:rPr>
-        <w:t>dean_date</w:t>
-      </w:r>
-      <w:proofErr w:type="spellEnd"/>
-      <w:r>
-        <w:rPr>
-          <w:rFonts w:ascii="TH Sarabun New" w:hAnsi="TH Sarabun New" w:cs="TH Sarabun New"/>
-          <w:color w:val="000000" w:themeColor="text1"/>
-          <w:sz w:val="32"/>
-          <w:szCs w:val="32"/>
-        </w:rPr>
-        <w:t>}}</w:t>
+        <w:t>{{dean_date}}</w:t>
       </w:r>
       <w:r>
         <w:rPr>
@@ -1574,27 +1260,7 @@
           <w:sz w:val="32"/>
           <w:szCs w:val="32"/>
         </w:rPr>
-        <w:t>{{</w:t>
-      </w:r>
-      <w:proofErr w:type="spellStart"/>
-      <w:r>
-        <w:rPr>
-          <w:rFonts w:ascii="TH Sarabun New" w:hAnsi="TH Sarabun New" w:cs="TH Sarabun New"/>
-          <w:color w:val="000000" w:themeColor="text1"/>
-          <w:sz w:val="32"/>
-          <w:szCs w:val="32"/>
-        </w:rPr>
-        <w:t>dean_month</w:t>
-      </w:r>
-      <w:proofErr w:type="spellEnd"/>
-      <w:r>
-        <w:rPr>
-          <w:rFonts w:ascii="TH Sarabun New" w:hAnsi="TH Sarabun New" w:cs="TH Sarabun New"/>
-          <w:color w:val="000000" w:themeColor="text1"/>
-          <w:sz w:val="32"/>
-          <w:szCs w:val="32"/>
-        </w:rPr>
-        <w:t>}}</w:t>
+        <w:t>{{dean_month}}</w:t>
       </w:r>
       <w:r>
         <w:rPr>
@@ -1623,27 +1289,7 @@
           <w:sz w:val="32"/>
           <w:szCs w:val="32"/>
         </w:rPr>
-        <w:t>{{</w:t>
-      </w:r>
-      <w:proofErr w:type="spellStart"/>
-      <w:r>
-        <w:rPr>
-          <w:rFonts w:ascii="TH Sarabun New" w:hAnsi="TH Sarabun New" w:cs="TH Sarabun New"/>
-          <w:color w:val="000000" w:themeColor="text1"/>
-          <w:sz w:val="32"/>
-          <w:szCs w:val="32"/>
-        </w:rPr>
-        <w:t>dean_year</w:t>
-      </w:r>
-      <w:proofErr w:type="spellEnd"/>
-      <w:r>
-        <w:rPr>
-          <w:rFonts w:ascii="TH Sarabun New" w:hAnsi="TH Sarabun New" w:cs="TH Sarabun New"/>
-          <w:color w:val="000000" w:themeColor="text1"/>
-          <w:sz w:val="32"/>
-          <w:szCs w:val="32"/>
-        </w:rPr>
-        <w:t>}}</w:t>
+        <w:t>{{dean_year}}</w:t>
       </w:r>
     </w:p>
     <w:sectPr>

--- a/HRCP-KKU-Academic/src/main/resources/templates/docx/Phase2/p2doc_5.docx
+++ b/HRCP-KKU-Academic/src/main/resources/templates/docx/Phase2/p2doc_5.docx
@@ -779,31 +779,12 @@
         <w:spacing w:after="0" w:line="240" w:lineRule="auto"/>
         <w:jc w:val="center"/>
         <w:rPr>
-          <w:rFonts w:ascii="TH Sarabun New" w:hAnsi="TH Sarabun New" w:cs="TH Sarabun New"/>
-          <w:color w:val="000000" w:themeColor="text1"/>
-          <w:sz w:val="32"/>
-          <w:szCs w:val="32"/>
-        </w:rPr>
-      </w:pPr>
-      <w:r>
-        <w:rPr>
-          <w:rFonts w:ascii="TH Sarabun New" w:hAnsi="TH Sarabun New" w:cs="TH Sarabun New"/>
-          <w:color w:val="000000" w:themeColor="text1"/>
-          <w:sz w:val="32"/>
-          <w:szCs w:val="32"/>
-          <w:cs/>
-        </w:rPr>
-        <w:t>วันที่</w:t>
-      </w:r>
-      <w:r>
-        <w:rPr>
-          <w:rFonts w:ascii="Roboto Mono" w:hAnsi="Roboto Mono"/>
-          <w:color w:val="000000" w:themeColor="text1"/>
-          <w:sz w:val="21"/>
-          <w:szCs w:val="21"/>
-        </w:rPr>
-        <w:t xml:space="preserve"> </w:t>
-      </w:r>
+          <w:rFonts w:ascii="TH Sarabun New" w:hAnsi="TH Sarabun New" w:cs="TH Sarabun New" w:hint="cs"/>
+          <w:color w:val="000000" w:themeColor="text1"/>
+          <w:sz w:val="32"/>
+          <w:szCs w:val="32"/>
+        </w:rPr>
+      </w:pPr>
       <w:r>
         <w:rPr>
           <w:rFonts w:ascii="TH Sarabun New" w:hAnsi="TH Sarabun New" w:cs="TH Sarabun New"/>
@@ -812,64 +793,6 @@
           <w:szCs w:val="32"/>
         </w:rPr>
         <w:t>{{dept_date}}</w:t>
-      </w:r>
-      <w:r>
-        <w:rPr>
-          <w:rFonts w:ascii="TH Sarabun New" w:hAnsi="TH Sarabun New" w:cs="TH Sarabun New"/>
-          <w:color w:val="000000" w:themeColor="text1"/>
-          <w:sz w:val="32"/>
-          <w:szCs w:val="32"/>
-          <w:cs/>
-        </w:rPr>
-        <w:t xml:space="preserve"> </w:t>
-      </w:r>
-      <w:r>
-        <w:rPr>
-          <w:rFonts w:ascii="TH Sarabun New" w:hAnsi="TH Sarabun New" w:cs="TH Sarabun New"/>
-          <w:color w:val="000000" w:themeColor="text1"/>
-          <w:sz w:val="32"/>
-          <w:szCs w:val="32"/>
-          <w:cs/>
-        </w:rPr>
-        <w:t>เดือน</w:t>
-      </w:r>
-      <w:r>
-        <w:rPr>
-          <w:rFonts w:ascii="TH Sarabun New" w:hAnsi="TH Sarabun New" w:cs="TH Sarabun New"/>
-          <w:color w:val="000000" w:themeColor="text1"/>
-          <w:sz w:val="32"/>
-          <w:szCs w:val="32"/>
-        </w:rPr>
-        <w:t>{{dept_month}}</w:t>
-      </w:r>
-      <w:r>
-        <w:rPr>
-          <w:rFonts w:ascii="TH Sarabun New" w:hAnsi="TH Sarabun New" w:cs="TH Sarabun New"/>
-          <w:color w:val="000000" w:themeColor="text1"/>
-          <w:sz w:val="32"/>
-          <w:szCs w:val="32"/>
-          <w:cs/>
-        </w:rPr>
-        <w:t xml:space="preserve"> </w:t>
-      </w:r>
-      <w:r>
-        <w:rPr>
-          <w:rFonts w:ascii="TH Sarabun New" w:hAnsi="TH Sarabun New" w:cs="TH Sarabun New"/>
-          <w:color w:val="000000" w:themeColor="text1"/>
-          <w:sz w:val="32"/>
-          <w:szCs w:val="32"/>
-          <w:cs/>
-        </w:rPr>
-        <w:t>พ.ศ.</w:t>
-      </w:r>
-      <w:r>
-        <w:rPr>
-          <w:rFonts w:ascii="TH Sarabun New" w:hAnsi="TH Sarabun New" w:cs="TH Sarabun New"/>
-          <w:color w:val="000000" w:themeColor="text1"/>
-          <w:sz w:val="32"/>
-          <w:szCs w:val="32"/>
-        </w:rPr>
-        <w:t>{{dept_year}}</w:t>
       </w:r>
     </w:p>
     <w:p>
@@ -1189,32 +1112,12 @@
         <w:spacing w:after="0" w:line="240" w:lineRule="auto"/>
         <w:jc w:val="center"/>
         <w:rPr>
-          <w:rFonts w:ascii="TH Sarabun New" w:hAnsi="TH Sarabun New" w:cs="TH Sarabun New"/>
-          <w:color w:val="000000" w:themeColor="text1"/>
-          <w:sz w:val="32"/>
-          <w:szCs w:val="32"/>
-          <w:cs/>
-        </w:rPr>
-      </w:pPr>
-      <w:r>
-        <w:rPr>
-          <w:rFonts w:ascii="TH Sarabun New" w:hAnsi="TH Sarabun New" w:cs="TH Sarabun New"/>
-          <w:color w:val="000000" w:themeColor="text1"/>
-          <w:sz w:val="32"/>
-          <w:szCs w:val="32"/>
-          <w:cs/>
-        </w:rPr>
-        <w:t>วันที่</w:t>
-      </w:r>
-      <w:r>
-        <w:rPr>
-          <w:rFonts w:ascii="Roboto Mono" w:hAnsi="Roboto Mono"/>
-          <w:color w:val="000000" w:themeColor="text1"/>
-          <w:sz w:val="21"/>
-          <w:szCs w:val="21"/>
-        </w:rPr>
-        <w:t xml:space="preserve"> </w:t>
-      </w:r>
+          <w:rFonts w:ascii="TH Sarabun New" w:hAnsi="TH Sarabun New" w:cs="TH Sarabun New" w:hint="cs"/>
+          <w:color w:val="000000" w:themeColor="text1"/>
+          <w:sz w:val="32"/>
+          <w:szCs w:val="32"/>
+        </w:rPr>
+      </w:pPr>
       <w:r>
         <w:rPr>
           <w:rFonts w:ascii="TH Sarabun New" w:hAnsi="TH Sarabun New" w:cs="TH Sarabun New"/>
@@ -1223,73 +1126,6 @@
           <w:szCs w:val="32"/>
         </w:rPr>
         <w:t>{{dean_date}}</w:t>
-      </w:r>
-      <w:r>
-        <w:rPr>
-          <w:rFonts w:ascii="TH Sarabun New" w:hAnsi="TH Sarabun New" w:cs="TH Sarabun New"/>
-          <w:color w:val="000000" w:themeColor="text1"/>
-          <w:sz w:val="32"/>
-          <w:szCs w:val="32"/>
-          <w:cs/>
-        </w:rPr>
-        <w:t xml:space="preserve"> </w:t>
-      </w:r>
-      <w:r>
-        <w:rPr>
-          <w:rFonts w:ascii="TH Sarabun New" w:hAnsi="TH Sarabun New" w:cs="TH Sarabun New"/>
-          <w:color w:val="000000" w:themeColor="text1"/>
-          <w:sz w:val="32"/>
-          <w:szCs w:val="32"/>
-          <w:cs/>
-        </w:rPr>
-        <w:t>เดือน</w:t>
-      </w:r>
-      <w:r>
-        <w:rPr>
-          <w:rFonts w:ascii="Roboto Mono" w:hAnsi="Roboto Mono"/>
-          <w:color w:val="000000" w:themeColor="text1"/>
-          <w:sz w:val="21"/>
-          <w:szCs w:val="21"/>
-        </w:rPr>
-        <w:t xml:space="preserve"> </w:t>
-      </w:r>
-      <w:r>
-        <w:rPr>
-          <w:rFonts w:ascii="TH Sarabun New" w:hAnsi="TH Sarabun New" w:cs="TH Sarabun New"/>
-          <w:color w:val="000000" w:themeColor="text1"/>
-          <w:sz w:val="32"/>
-          <w:szCs w:val="32"/>
-        </w:rPr>
-        <w:t>{{dean_month}}</w:t>
-      </w:r>
-      <w:r>
-        <w:rPr>
-          <w:rFonts w:ascii="TH Sarabun New" w:hAnsi="TH Sarabun New" w:cs="TH Sarabun New"/>
-          <w:color w:val="000000" w:themeColor="text1"/>
-          <w:sz w:val="32"/>
-          <w:szCs w:val="32"/>
-          <w:cs/>
-        </w:rPr>
-        <w:t xml:space="preserve"> </w:t>
-      </w:r>
-      <w:r>
-        <w:rPr>
-          <w:rFonts w:ascii="TH Sarabun New" w:hAnsi="TH Sarabun New" w:cs="TH Sarabun New"/>
-          <w:color w:val="000000" w:themeColor="text1"/>
-          <w:sz w:val="32"/>
-          <w:szCs w:val="32"/>
-          <w:cs/>
-        </w:rPr>
-        <w:t>พ.ศ.</w:t>
-      </w:r>
-      <w:r>
-        <w:rPr>
-          <w:rFonts w:ascii="TH Sarabun New" w:hAnsi="TH Sarabun New" w:cs="TH Sarabun New"/>
-          <w:color w:val="000000" w:themeColor="text1"/>
-          <w:sz w:val="32"/>
-          <w:szCs w:val="32"/>
-        </w:rPr>
-        <w:t>{{dean_year}}</w:t>
       </w:r>
     </w:p>
     <w:sectPr>
@@ -2193,16 +2029,16 @@
     <w:lsdException w:name="Unresolved Mention" w:semiHidden="1" w:unhideWhenUsed="1"/>
     <w:lsdException w:name="Smart Link" w:semiHidden="1" w:unhideWhenUsed="1"/>
   </w:latentStyles>
-  <w:style w:type="paragraph" w:default="1" w:styleId="Normal">
+  <w:style w:type="paragraph" w:default="1" w:styleId="a">
     <w:name w:val="Normal"/>
     <w:qFormat/>
     <w:rsid w:val="00EA52CC"/>
   </w:style>
-  <w:style w:type="paragraph" w:styleId="Heading1">
+  <w:style w:type="paragraph" w:styleId="1">
     <w:name w:val="heading 1"/>
-    <w:basedOn w:val="Normal"/>
-    <w:next w:val="Normal"/>
-    <w:link w:val="Heading1Char"/>
+    <w:basedOn w:val="a"/>
+    <w:next w:val="a"/>
+    <w:link w:val="10"/>
     <w:qFormat/>
     <w:rsid w:val="009A19D5"/>
     <w:pPr>
@@ -2218,13 +2054,13 @@
       <w:szCs w:val="32"/>
     </w:rPr>
   </w:style>
-  <w:style w:type="character" w:default="1" w:styleId="DefaultParagraphFont">
+  <w:style w:type="character" w:default="1" w:styleId="a0">
     <w:name w:val="Default Paragraph Font"/>
     <w:uiPriority w:val="1"/>
     <w:semiHidden/>
     <w:unhideWhenUsed/>
   </w:style>
-  <w:style w:type="table" w:default="1" w:styleId="TableNormal">
+  <w:style w:type="table" w:default="1" w:styleId="a1">
     <w:name w:val="Normal Table"/>
     <w:uiPriority w:val="99"/>
     <w:semiHidden/>
@@ -2239,15 +2075,15 @@
       </w:tblCellMar>
     </w:tblPr>
   </w:style>
-  <w:style w:type="numbering" w:default="1" w:styleId="NoList">
+  <w:style w:type="numbering" w:default="1" w:styleId="a2">
     <w:name w:val="No List"/>
     <w:uiPriority w:val="99"/>
     <w:semiHidden/>
     <w:unhideWhenUsed/>
   </w:style>
-  <w:style w:type="paragraph" w:styleId="ListParagraph">
+  <w:style w:type="paragraph" w:styleId="a3">
     <w:name w:val="List Paragraph"/>
-    <w:basedOn w:val="Normal"/>
+    <w:basedOn w:val="a"/>
     <w:uiPriority w:val="34"/>
     <w:qFormat/>
     <w:rsid w:val="00EA52CC"/>
@@ -2256,10 +2092,10 @@
       <w:contextualSpacing/>
     </w:pPr>
   </w:style>
-  <w:style w:type="paragraph" w:styleId="Header">
+  <w:style w:type="paragraph" w:styleId="a4">
     <w:name w:val="header"/>
-    <w:basedOn w:val="Normal"/>
-    <w:link w:val="HeaderChar"/>
+    <w:basedOn w:val="a"/>
+    <w:link w:val="a5"/>
     <w:uiPriority w:val="99"/>
     <w:unhideWhenUsed/>
     <w:rsid w:val="00EA52CC"/>
@@ -2271,17 +2107,17 @@
       <w:spacing w:after="0" w:line="240" w:lineRule="auto"/>
     </w:pPr>
   </w:style>
-  <w:style w:type="character" w:customStyle="1" w:styleId="HeaderChar">
-    <w:name w:val="Header Char"/>
-    <w:basedOn w:val="DefaultParagraphFont"/>
-    <w:link w:val="Header"/>
+  <w:style w:type="character" w:customStyle="1" w:styleId="a5">
+    <w:name w:val="หัวกระดาษ อักขระ"/>
+    <w:basedOn w:val="a0"/>
+    <w:link w:val="a4"/>
     <w:uiPriority w:val="99"/>
     <w:rsid w:val="00EA52CC"/>
   </w:style>
-  <w:style w:type="paragraph" w:styleId="Footer">
+  <w:style w:type="paragraph" w:styleId="a6">
     <w:name w:val="footer"/>
-    <w:basedOn w:val="Normal"/>
-    <w:link w:val="FooterChar"/>
+    <w:basedOn w:val="a"/>
+    <w:link w:val="a7"/>
     <w:uiPriority w:val="99"/>
     <w:unhideWhenUsed/>
     <w:rsid w:val="00EA52CC"/>
@@ -2293,16 +2129,16 @@
       <w:spacing w:after="0" w:line="240" w:lineRule="auto"/>
     </w:pPr>
   </w:style>
-  <w:style w:type="character" w:customStyle="1" w:styleId="FooterChar">
-    <w:name w:val="Footer Char"/>
-    <w:basedOn w:val="DefaultParagraphFont"/>
-    <w:link w:val="Footer"/>
+  <w:style w:type="character" w:customStyle="1" w:styleId="a7">
+    <w:name w:val="ท้ายกระดาษ อักขระ"/>
+    <w:basedOn w:val="a0"/>
+    <w:link w:val="a6"/>
     <w:uiPriority w:val="99"/>
     <w:rsid w:val="00EA52CC"/>
   </w:style>
-  <w:style w:type="table" w:styleId="TableGrid">
+  <w:style w:type="table" w:styleId="a8">
     <w:name w:val="Table Grid"/>
-    <w:basedOn w:val="TableNormal"/>
+    <w:basedOn w:val="a1"/>
     <w:uiPriority w:val="39"/>
     <w:rsid w:val="00CD3705"/>
     <w:pPr>
@@ -2319,10 +2155,10 @@
       </w:tblBorders>
     </w:tblPr>
   </w:style>
-  <w:style w:type="character" w:customStyle="1" w:styleId="Heading1Char">
-    <w:name w:val="Heading 1 Char"/>
-    <w:basedOn w:val="DefaultParagraphFont"/>
-    <w:link w:val="Heading1"/>
+  <w:style w:type="character" w:customStyle="1" w:styleId="10">
+    <w:name w:val="หัวเรื่อง 1 อักขระ"/>
+    <w:basedOn w:val="a0"/>
+    <w:link w:val="1"/>
     <w:rsid w:val="009A19D5"/>
     <w:rPr>
       <w:rFonts w:ascii="Angsana New" w:eastAsia="Cordia New" w:hAnsi="Angsana New" w:cs="Angsana New"/>
